--- a/klagomål/A 12857-2021 FSC-klagomål.docx
+++ b/klagomål/A 12857-2021 FSC-klagomål.docx
@@ -942,7 +942,7 @@
     <w:r>
       <w:tab/>
       <w:tab/>
-      <w:t>2026-02-23</w:t>
+      <w:t>2026-02-24</w:t>
       <w:br/>
       <w:br/>
     </w:r>

--- a/klagomål/A 12857-2021 FSC-klagomål.docx
+++ b/klagomål/A 12857-2021 FSC-klagomål.docx
@@ -942,7 +942,7 @@
     <w:r>
       <w:tab/>
       <w:tab/>
-      <w:t>2026-02-24</w:t>
+      <w:t>2026-02-25</w:t>
       <w:br/>
       <w:br/>
     </w:r>

--- a/klagomål/A 12857-2021 FSC-klagomål.docx
+++ b/klagomål/A 12857-2021 FSC-klagomål.docx
@@ -942,7 +942,7 @@
     <w:r>
       <w:tab/>
       <w:tab/>
-      <w:t>2026-02-25</w:t>
+      <w:t>2026-02-26</w:t>
       <w:br/>
       <w:br/>
     </w:r>

--- a/klagomål/A 12857-2021 FSC-klagomål.docx
+++ b/klagomål/A 12857-2021 FSC-klagomål.docx
@@ -942,7 +942,7 @@
     <w:r>
       <w:tab/>
       <w:tab/>
-      <w:t>2026-02-26</w:t>
+      <w:t>2026-02-28</w:t>
       <w:br/>
       <w:br/>
     </w:r>

--- a/klagomål/A 12857-2021 FSC-klagomål.docx
+++ b/klagomål/A 12857-2021 FSC-klagomål.docx
@@ -942,7 +942,7 @@
     <w:r>
       <w:tab/>
       <w:tab/>
-      <w:t>2026-02-28</w:t>
+      <w:t>2026-03-01</w:t>
       <w:br/>
       <w:br/>
     </w:r>

--- a/klagomål/A 12857-2021 FSC-klagomål.docx
+++ b/klagomål/A 12857-2021 FSC-klagomål.docx
@@ -942,7 +942,7 @@
     <w:r>
       <w:tab/>
       <w:tab/>
-      <w:t>2026-03-01</w:t>
+      <w:t>2026-03-02</w:t>
       <w:br/>
       <w:br/>
     </w:r>

--- a/klagomål/A 12857-2021 FSC-klagomål.docx
+++ b/klagomål/A 12857-2021 FSC-klagomål.docx
@@ -942,7 +942,7 @@
     <w:r>
       <w:tab/>
       <w:tab/>
-      <w:t>2026-03-02</w:t>
+      <w:t>2026-03-03</w:t>
       <w:br/>
       <w:br/>
     </w:r>

--- a/klagomål/A 12857-2021 FSC-klagomål.docx
+++ b/klagomål/A 12857-2021 FSC-klagomål.docx
@@ -942,7 +942,7 @@
     <w:r>
       <w:tab/>
       <w:tab/>
-      <w:t>2026-03-03</w:t>
+      <w:t>2026-03-04</w:t>
       <w:br/>
       <w:br/>
     </w:r>

--- a/klagomål/A 12857-2021 FSC-klagomål.docx
+++ b/klagomål/A 12857-2021 FSC-klagomål.docx
@@ -942,7 +942,7 @@
     <w:r>
       <w:tab/>
       <w:tab/>
-      <w:t>2026-03-04</w:t>
+      <w:t>2026-03-05</w:t>
       <w:br/>
       <w:br/>
     </w:r>

--- a/klagomål/A 12857-2021 FSC-klagomål.docx
+++ b/klagomål/A 12857-2021 FSC-klagomål.docx
@@ -942,7 +942,7 @@
     <w:r>
       <w:tab/>
       <w:tab/>
-      <w:t>2026-03-05</w:t>
+      <w:t>2026-03-06</w:t>
       <w:br/>
       <w:br/>
     </w:r>

--- a/klagomål/A 12857-2021 FSC-klagomål.docx
+++ b/klagomål/A 12857-2021 FSC-klagomål.docx
@@ -942,7 +942,7 @@
     <w:r>
       <w:tab/>
       <w:tab/>
-      <w:t>2026-03-06</w:t>
+      <w:t>2026-03-07</w:t>
       <w:br/>
       <w:br/>
     </w:r>

--- a/klagomål/A 12857-2021 FSC-klagomål.docx
+++ b/klagomål/A 12857-2021 FSC-klagomål.docx
@@ -942,7 +942,7 @@
     <w:r>
       <w:tab/>
       <w:tab/>
-      <w:t>2026-03-07</w:t>
+      <w:t>2026-03-08</w:t>
       <w:br/>
       <w:br/>
     </w:r>

--- a/klagomål/A 12857-2021 FSC-klagomål.docx
+++ b/klagomål/A 12857-2021 FSC-klagomål.docx
@@ -942,7 +942,7 @@
     <w:r>
       <w:tab/>
       <w:tab/>
-      <w:t>2026-03-08</w:t>
+      <w:t>2026-03-09</w:t>
       <w:br/>
       <w:br/>
     </w:r>

--- a/klagomål/A 12857-2021 FSC-klagomål.docx
+++ b/klagomål/A 12857-2021 FSC-klagomål.docx
@@ -942,7 +942,7 @@
     <w:r>
       <w:tab/>
       <w:tab/>
-      <w:t>2026-03-09</w:t>
+      <w:t>2026-03-10</w:t>
       <w:br/>
       <w:br/>
     </w:r>

--- a/klagomål/A 12857-2021 FSC-klagomål.docx
+++ b/klagomål/A 12857-2021 FSC-klagomål.docx
@@ -942,7 +942,7 @@
     <w:r>
       <w:tab/>
       <w:tab/>
-      <w:t>2026-03-10</w:t>
+      <w:t>2026-03-11</w:t>
       <w:br/>
       <w:br/>
     </w:r>

--- a/klagomål/A 12857-2021 FSC-klagomål.docx
+++ b/klagomål/A 12857-2021 FSC-klagomål.docx
@@ -942,7 +942,7 @@
     <w:r>
       <w:tab/>
       <w:tab/>
-      <w:t>2026-03-11</w:t>
+      <w:t>2026-03-12</w:t>
       <w:br/>
       <w:br/>
     </w:r>

--- a/klagomål/A 12857-2021 FSC-klagomål.docx
+++ b/klagomål/A 12857-2021 FSC-klagomål.docx
@@ -942,7 +942,7 @@
     <w:r>
       <w:tab/>
       <w:tab/>
-      <w:t>2026-03-12</w:t>
+      <w:t>2026-03-13</w:t>
       <w:br/>
       <w:br/>
     </w:r>
